--- a/klagomål/S 152-2026 FSC-klagomål.docx
+++ b/klagomål/S 152-2026 FSC-klagomål.docx
@@ -2618,7 +2618,7 @@
     <w:r>
       <w:tab/>
       <w:tab/>
-      <w:t>2026-07-13</w:t>
+      <w:t>2026-07-14</w:t>
       <w:br/>
       <w:br/>
     </w:r>

--- a/klagomål/S 152-2026 FSC-klagomål.docx
+++ b/klagomål/S 152-2026 FSC-klagomål.docx
@@ -2618,7 +2618,7 @@
     <w:r>
       <w:tab/>
       <w:tab/>
-      <w:t>2026-07-14</w:t>
+      <w:t>2026-07-15</w:t>
       <w:br/>
       <w:br/>
     </w:r>

--- a/klagomål/S 152-2026 FSC-klagomål.docx
+++ b/klagomål/S 152-2026 FSC-klagomål.docx
@@ -2618,7 +2618,7 @@
     <w:r>
       <w:tab/>
       <w:tab/>
-      <w:t>2026-07-15</w:t>
+      <w:t>2026-07-16</w:t>
       <w:br/>
       <w:br/>
     </w:r>

--- a/klagomål/S 152-2026 FSC-klagomål.docx
+++ b/klagomål/S 152-2026 FSC-klagomål.docx
@@ -2618,7 +2618,7 @@
     <w:r>
       <w:tab/>
       <w:tab/>
-      <w:t>2026-07-16</w:t>
+      <w:t>2026-07-17</w:t>
       <w:br/>
       <w:br/>
     </w:r>

--- a/klagomål/S 152-2026 FSC-klagomål.docx
+++ b/klagomål/S 152-2026 FSC-klagomål.docx
@@ -2618,7 +2618,7 @@
     <w:r>
       <w:tab/>
       <w:tab/>
-      <w:t>2026-07-17</w:t>
+      <w:t>2026-07-18</w:t>
       <w:br/>
       <w:br/>
     </w:r>

--- a/klagomål/S 152-2026 FSC-klagomål.docx
+++ b/klagomål/S 152-2026 FSC-klagomål.docx
@@ -2618,7 +2618,7 @@
     <w:r>
       <w:tab/>
       <w:tab/>
-      <w:t>2026-07-18</w:t>
+      <w:t>2026-07-19</w:t>
       <w:br/>
       <w:br/>
     </w:r>

--- a/klagomål/S 152-2026 FSC-klagomål.docx
+++ b/klagomål/S 152-2026 FSC-klagomål.docx
@@ -2618,7 +2618,7 @@
     <w:r>
       <w:tab/>
       <w:tab/>
-      <w:t>2026-07-19</w:t>
+      <w:t>2026-07-20</w:t>
       <w:br/>
       <w:br/>
     </w:r>

--- a/klagomål/S 152-2026 FSC-klagomål.docx
+++ b/klagomål/S 152-2026 FSC-klagomål.docx
@@ -2618,7 +2618,7 @@
     <w:r>
       <w:tab/>
       <w:tab/>
-      <w:t>2026-07-20</w:t>
+      <w:t>2026-07-21</w:t>
       <w:br/>
       <w:br/>
     </w:r>

--- a/klagomål/S 152-2026 FSC-klagomål.docx
+++ b/klagomål/S 152-2026 FSC-klagomål.docx
@@ -2618,7 +2618,7 @@
     <w:r>
       <w:tab/>
       <w:tab/>
-      <w:t>2026-07-21</w:t>
+      <w:t>2026-07-22</w:t>
       <w:br/>
       <w:br/>
     </w:r>

--- a/klagomål/S 152-2026 FSC-klagomål.docx
+++ b/klagomål/S 152-2026 FSC-klagomål.docx
@@ -2618,7 +2618,7 @@
     <w:r>
       <w:tab/>
       <w:tab/>
-      <w:t>2026-07-22</w:t>
+      <w:t>2026-07-23</w:t>
       <w:br/>
       <w:br/>
     </w:r>

--- a/klagomål/S 152-2026 FSC-klagomål.docx
+++ b/klagomål/S 152-2026 FSC-klagomål.docx
@@ -221,7 +221,7 @@
     </w:p>
     <w:p>
       <w:r>
-        <w:t>I och inom 25 meter från samrådsanmälan finns fynd av 45 naturvårdsarter, varav 20 är rödlistade, 14 är fridlysta, 29 är typiska (T) och 16 är signalarter (S): garnlav (VU, T), goliatmusseron (VU, T), gränsticka (VU, T), jättemusseron (VU), knärot (VU, T, §8), lakritsmusseron (VU, T), apelsinticka (NT), blå taggsvamp (NT, T), dropptaggsvamp (NT, T), fyrflikig jordstjärna (NT, T), gelatinfingersvamp (NT), lunglav (NT, T), motaggsvamp (NT, T), orange taggsvamp (NT, T), svartvit taggsvamp (NT), tallticka (NT, T), talltita (NT, §4), ullticka (NT, T), vedtrappmossa (NT, T), vintertagging (NT), björksplintborre (S), blomkålssvamp (S), bronshjon (S, T), grovticka (S, T), grön sköldmossa (S, T, §8), grönpyrola (S, T), jättesvampmal (S), mindre märgborre (S, T), nästlav (S, T), plattlummer (S, T, §9), spindelblomster (S, T, §8), stubbspretmossa (S, T), thomsons trägnagare (S), trådticka (S, T), vedticka (S, T), västlig hakmossa (S), mattlummer (T, §9), nattskärra (T, §4), spillkråka (T, §4), tjäder (T, §4), kopparödla (§6), mindre vattensalamander (§6), vanlig snok (§6), fläcknycklar (§8) och revlummer (§9). Se Figur 1.</w:t>
+        <w:t>I och inom 25 meter från samrådsanmälan finns fynd av 46 naturvårdsarter, varav 21 är rödlistade, 14 är fridlysta, 29 är typiska (T) och 16 är signalarter (S): garnlav (VU, T), goliatmusseron (VU, T), gränsticka (VU, T), jättemusseron (VU), knärot (VU, T, §8), lakritsmusseron (VU, T), rotfingersvamp (VU), apelsinticka (NT), blå taggsvamp (NT, T), dropptaggsvamp (NT, T), fyrflikig jordstjärna (NT, T), gelatinfingersvamp (NT), lunglav (NT, T), motaggsvamp (NT, T), orange taggsvamp (NT, T), svartvit taggsvamp (NT), tallticka (NT, T), talltita (NT, §4), ullticka (NT, T), vedtrappmossa (NT, T), vintertagging (NT), björksplintborre (S), blomkålssvamp (S), bronshjon (S, T), grovticka (S, T), grön sköldmossa (S, T, §8), grönpyrola (S, T), jättesvampmal (S), mindre märgborre (S, T), nästlav (S, T), plattlummer (S, T, §9), spindelblomster (S, T, §8), stubbspretmossa (S, T), thomsons trägnagare (S), trådticka (S, T), vedticka (S, T), västlig hakmossa (S), mattlummer (T, §9), nattskärra (T, §4), spillkråka (T, §4), tjäder (T, §4), kopparödla (§6), mindre vattensalamander (§6), vanlig snok (§6), fläcknycklar (§8) och revlummer (§9). Se Figur 1.</w:t>
       </w:r>
     </w:p>
     <w:p>
@@ -452,6 +452,17 @@
         <w:rPr>
           <w:b/>
         </w:rPr>
+        <w:t xml:space="preserve">Rotfingersvamp (VU) </w:t>
+      </w:r>
+      <w:r>
+        <w:t>bildar mykorrhiza med tall, i tallskog på sandiga marker särskilt på åssluttningar. Huvudsakligen förekommer den i norra Sverige, i äldre icke kalavverkad kontinuitetsskog. Rotfingersvamp är placerad högst upp i Skogsstyrelsens värdepyramid för bedömning av skog med höga naturvärden och globalt rödlistad som nära hotad (NT) vilket innebär att Sverige har ett internationellt ansvar för arten. Områden med arten bör skyddas och undantas från rationellt skogsbruk och slutavverkning, kraftig gallring och skogsgödsling måste helt undvikas (IUCN, 2025; SLU Artdatabanken, 2024; Nitare &amp; Skogsstyrelsen, 2019).</w:t>
+      </w:r>
+    </w:p>
+    <w:p>
+      <w:r>
+        <w:rPr>
+          <w:b/>
+        </w:rPr>
         <w:t xml:space="preserve">Apelsinticka (NT) </w:t>
       </w:r>
       <w:r>
@@ -1282,7 +1293,7 @@
         <w:rPr>
           <w:i/>
         </w:rPr>
-        <w:t>I det samrådsanmälda skogsområdet har 36 rödlistade arter och signalarter påträffats. Detta ska jämföras med Skogsstyrelsens uppföljning 2017 av nyckelbiotoper som visade att man i genomsnitt hittar 20,6 olika rödlistade arter och signalarter i en nyckelbiotop (Wijk, S. 2017. Biologisk mångfald i nyckelbiotoper – Resultat från inventeringen “Uppföljning biologisk mångfald” 2009–2015. Rapport 4/2017 Skogsstyrelsen, Jönköping).</w:t>
+        <w:t>I det samrådsanmälda skogsområdet har 37 rödlistade arter och signalarter påträffats. Detta ska jämföras med Skogsstyrelsens uppföljning 2017 av nyckelbiotoper som visade att man i genomsnitt hittar 20,6 olika rödlistade arter och signalarter i en nyckelbiotop (Wijk, S. 2017. Biologisk mångfald i nyckelbiotoper – Resultat från inventeringen “Uppföljning biologisk mångfald” 2009–2015. Rapport 4/2017 Skogsstyrelsen, Jönköping).</w:t>
       </w:r>
     </w:p>
     <w:p>
@@ -1311,7 +1322,7 @@
         <w:rPr>
           <w:i/>
         </w:rPr>
-        <w:t>I det samrådsanmälda skogsområdet har 45 naturvårdsarter varav 20 rödlistade arter sina livsmiljöer och växtplatser.</w:t>
+        <w:t>I det samrådsanmälda skogsområdet har 46 naturvårdsarter varav 21 rödlistade arter sina livsmiljöer och växtplatser.</w:t>
       </w:r>
     </w:p>
     <w:p>
@@ -2618,7 +2629,7 @@
     <w:r>
       <w:tab/>
       <w:tab/>
-      <w:t>2026-07-23</w:t>
+      <w:t>2026-07-24</w:t>
       <w:br/>
       <w:br/>
     </w:r>

--- a/klagomål/S 152-2026 FSC-klagomål.docx
+++ b/klagomål/S 152-2026 FSC-klagomål.docx
@@ -2629,7 +2629,7 @@
     <w:r>
       <w:tab/>
       <w:tab/>
-      <w:t>2026-07-24</w:t>
+      <w:t>2026-07-25</w:t>
       <w:br/>
       <w:br/>
     </w:r>

--- a/klagomål/S 152-2026 FSC-klagomål.docx
+++ b/klagomål/S 152-2026 FSC-klagomål.docx
@@ -2629,7 +2629,7 @@
     <w:r>
       <w:tab/>
       <w:tab/>
-      <w:t>2026-07-25</w:t>
+      <w:t>2026-07-26</w:t>
       <w:br/>
       <w:br/>
     </w:r>

--- a/klagomål/S 152-2026 FSC-klagomål.docx
+++ b/klagomål/S 152-2026 FSC-klagomål.docx
@@ -2629,7 +2629,7 @@
     <w:r>
       <w:tab/>
       <w:tab/>
-      <w:t>2026-07-26</w:t>
+      <w:t>2026-07-27</w:t>
       <w:br/>
       <w:br/>
     </w:r>

--- a/klagomål/S 152-2026 FSC-klagomål.docx
+++ b/klagomål/S 152-2026 FSC-klagomål.docx
@@ -2629,7 +2629,7 @@
     <w:r>
       <w:tab/>
       <w:tab/>
-      <w:t>2026-07-27</w:t>
+      <w:t>2026-07-28</w:t>
       <w:br/>
       <w:br/>
     </w:r>

--- a/klagomål/S 152-2026 FSC-klagomål.docx
+++ b/klagomål/S 152-2026 FSC-klagomål.docx
@@ -2629,7 +2629,7 @@
     <w:r>
       <w:tab/>
       <w:tab/>
-      <w:t>2026-07-28</w:t>
+      <w:t>2026-07-29</w:t>
       <w:br/>
       <w:br/>
     </w:r>

--- a/klagomål/S 152-2026 FSC-klagomål.docx
+++ b/klagomål/S 152-2026 FSC-klagomål.docx
@@ -2629,7 +2629,7 @@
     <w:r>
       <w:tab/>
       <w:tab/>
-      <w:t>2026-07-29</w:t>
+      <w:t>2026-07-30</w:t>
       <w:br/>
       <w:br/>
     </w:r>

--- a/klagomål/S 152-2026 FSC-klagomål.docx
+++ b/klagomål/S 152-2026 FSC-klagomål.docx
@@ -2629,7 +2629,7 @@
     <w:r>
       <w:tab/>
       <w:tab/>
-      <w:t>2026-07-30</w:t>
+      <w:t>2026-07-31</w:t>
       <w:br/>
       <w:br/>
     </w:r>

--- a/klagomål/S 152-2026 FSC-klagomål.docx
+++ b/klagomål/S 152-2026 FSC-klagomål.docx
@@ -2629,7 +2629,7 @@
     <w:r>
       <w:tab/>
       <w:tab/>
-      <w:t>2026-07-31</w:t>
+      <w:t>2026-08-01</w:t>
       <w:br/>
       <w:br/>
     </w:r>

--- a/klagomål/S 152-2026 FSC-klagomål.docx
+++ b/klagomål/S 152-2026 FSC-klagomål.docx
@@ -2629,7 +2629,7 @@
     <w:r>
       <w:tab/>
       <w:tab/>
-      <w:t>2026-08-01</w:t>
+      <w:t>2026-08-02</w:t>
       <w:br/>
       <w:br/>
     </w:r>

--- a/klagomål/S 152-2026 FSC-klagomål.docx
+++ b/klagomål/S 152-2026 FSC-klagomål.docx
@@ -2629,7 +2629,7 @@
     <w:r>
       <w:tab/>
       <w:tab/>
-      <w:t>2026-08-02</w:t>
+      <w:t>2026-08-03</w:t>
       <w:br/>
       <w:br/>
     </w:r>

--- a/klagomål/S 152-2026 FSC-klagomål.docx
+++ b/klagomål/S 152-2026 FSC-klagomål.docx
@@ -2629,7 +2629,7 @@
     <w:r>
       <w:tab/>
       <w:tab/>
-      <w:t>2026-08-03</w:t>
+      <w:t>2026-08-05</w:t>
       <w:br/>
       <w:br/>
     </w:r>

--- a/klagomål/S 152-2026 FSC-klagomål.docx
+++ b/klagomål/S 152-2026 FSC-klagomål.docx
@@ -2629,7 +2629,7 @@
     <w:r>
       <w:tab/>
       <w:tab/>
-      <w:t>2026-08-05</w:t>
+      <w:t>2026-08-07</w:t>
       <w:br/>
       <w:br/>
     </w:r>

--- a/klagomål/S 152-2026 FSC-klagomål.docx
+++ b/klagomål/S 152-2026 FSC-klagomål.docx
@@ -2629,7 +2629,7 @@
     <w:r>
       <w:tab/>
       <w:tab/>
-      <w:t>2026-08-07</w:t>
+      <w:t>2026-08-08</w:t>
       <w:br/>
       <w:br/>
     </w:r>

--- a/klagomål/S 152-2026 FSC-klagomål.docx
+++ b/klagomål/S 152-2026 FSC-klagomål.docx
@@ -216,12 +216,12 @@
         <w:spacing w:after="240"/>
       </w:pPr>
       <w:r>
-        <w:t>Figur 1. Fyndplatser för naturvårdsarter i och inom 25 meter från samrådsanmälan. Markörer utan svart kant är placerade på fyndplatsen. Markörer med svart kant är placerade vid sidan av fyndplatsen har ett svart streck som visar fyndplatsens exakta position. Kartans mittpunktskoordinat är N 6563056, E 687205 i SWEREF 99 TM.</w:t>
-      </w:r>
-    </w:p>
-    <w:p>
-      <w:r>
-        <w:t>I och inom 25 meter från samrådsanmälan finns fynd av 45 naturvårdsarter, varav 20 är rödlistade, 14 är fridlysta, 29 är typiska (T) och 16 är signalarter (S): garnlav (VU, T), goliatmusseron (VU, T), gränsticka (VU, T), jättemusseron (VU), knärot (VU, T, §8), lakritsmusseron (VU, T), apelsinticka (NT), blå taggsvamp (NT, T), dropptaggsvamp (NT, T), fyrflikig jordstjärna (NT, T), gelatinfingersvamp (NT), lunglav (NT, T), motaggsvamp (NT, T), orange taggsvamp (NT, T), svartvit taggsvamp (NT), tallticka (NT, T), talltita (NT, §4), ullticka (NT, T), vedtrappmossa (NT, T), vintertagging (NT), björksplintborre (S), blomkålssvamp (S), bronshjon (S, T), grovticka (S, T), grön sköldmossa (S, T, §8), grönpyrola (S, T), jättesvampmal (S), mindre märgborre (S, T), nästlav (S, T), plattlummer (S, T, §9), spindelblomster (S, T, §8), stubbspretmossa (S, T), thomsons trägnagare (S), trådticka (S, T), vedticka (S, T), västlig hakmossa (S), mattlummer (T, §9), nattskärra (T, §4), spillkråka (T, §4), tjäder (T, §4), kopparödla (§6), mindre vattensalamander (§6), vanlig snok (§6), fläcknycklar (§8) och revlummer (§9). Se Figur 1.</w:t>
+        <w:t>Figur 1. Fyndplatser för naturvårdsarter i och inom 25 meter från samrådsanmälan. Markörer utan svart kant är placerade på fyndplatsen. Markörer med svart kant är placerade vid sidan av fyndplatsen och har ett svart streck som visar fyndplatsens exakta position. Kartans mittpunktskoordinat är N 6563056, E 687205 i SWEREF 99 TM.</w:t>
+      </w:r>
+    </w:p>
+    <w:p>
+      <w:r>
+        <w:t>I och inom 25 meter från samrådsanmälan finns fynd av 46 naturvårdsarter, varav 21 är rödlistade, 14 är fridlysta, 29 är typiska (T) och 16 är signalarter (S): garnlav (VU, T), goliatmusseron (VU, T), gränsticka (VU, T), jättemusseron (VU), knärot (VU, T, §8), lakritsmusseron (VU, T), rotfingersvamp (VU), apelsinticka (NT), blå taggsvamp (NT, T), dropptaggsvamp (NT, T), fyrflikig jordstjärna (NT, T), gelatinfingersvamp (NT), lunglav (NT, T), motaggsvamp (NT, T), orange taggsvamp (NT, T), svartvit taggsvamp (NT), tallticka (NT, T), talltita (NT, §4), ullticka (NT, T), vedtrappmossa (NT, T), vintertagging (NT), björksplintborre (S), blomkålssvamp (S), bronshjon (S, T), grovticka (S, T), grön sköldmossa (S, T, §8), grönpyrola (S, T), jättesvampmal (S), mindre märgborre (S, T), nästlav (S, T), plattlummer (S, T, §9), spindelblomster (S, T, §8), stubbspretmossa (S, T), thomsons trägnagare (S), trådticka (S, T), vedticka (S, T), västlig hakmossa (S), mattlummer (T, §9), nattskärra (T, §4), spillkråka (T, §4), tjäder (T, §4), kopparödla (§6), mindre vattensalamander (§6), vanlig snok (§6), fläcknycklar (§8) och revlummer (§9). Se Figur 1.</w:t>
       </w:r>
     </w:p>
     <w:p>
@@ -452,6 +452,17 @@
         <w:rPr>
           <w:b/>
         </w:rPr>
+        <w:t xml:space="preserve">Rotfingersvamp (VU) </w:t>
+      </w:r>
+      <w:r>
+        <w:t>bildar mykorrhiza med tall, i tallskog på sandiga marker särskilt på åssluttningar. Huvudsakligen förekommer den i norra Sverige, i äldre icke kalavverkad kontinuitetsskog. Rotfingersvamp är placerad högst upp i Skogsstyrelsens värdepyramid för bedömning av skog med höga naturvärden och globalt rödlistad som nära hotad (NT) vilket innebär att Sverige har ett internationellt ansvar för arten. Områden med arten bör skyddas och undantas från rationellt skogsbruk och slutavverkning, kraftig gallring och skogsgödsling måste helt undvikas (IUCN, 2025; SLU Artdatabanken, 2024; Nitare &amp; Skogsstyrelsen, 2019).</w:t>
+      </w:r>
+    </w:p>
+    <w:p>
+      <w:r>
+        <w:rPr>
+          <w:b/>
+        </w:rPr>
         <w:t xml:space="preserve">Apelsinticka (NT) </w:t>
       </w:r>
       <w:r>
@@ -1282,7 +1293,7 @@
         <w:rPr>
           <w:i/>
         </w:rPr>
-        <w:t>I det samrådsanmälda skogsområdet har 36 rödlistade arter och signalarter påträffats. Detta ska jämföras med Skogsstyrelsens uppföljning 2017 av nyckelbiotoper som visade att man i genomsnitt hittar 20,6 olika rödlistade arter och signalarter i en nyckelbiotop (Wijk, S. 2017. Biologisk mångfald i nyckelbiotoper – Resultat från inventeringen “Uppföljning biologisk mångfald” 2009–2015. Rapport 4/2017 Skogsstyrelsen, Jönköping).</w:t>
+        <w:t>I det samrådsanmälda skogsområdet har 37 rödlistade arter och signalarter påträffats. Detta ska jämföras med Skogsstyrelsens uppföljning 2017 av nyckelbiotoper som visade att man i genomsnitt hittar 20,6 olika rödlistade arter och signalarter i en nyckelbiotop (Wijk, S. 2017. Biologisk mångfald i nyckelbiotoper – Resultat från inventeringen “Uppföljning biologisk mångfald” 2009–2015. Rapport 4/2017 Skogsstyrelsen, Jönköping).</w:t>
       </w:r>
     </w:p>
     <w:p>
@@ -1311,7 +1322,7 @@
         <w:rPr>
           <w:i/>
         </w:rPr>
-        <w:t>I det samrådsanmälda skogsområdet har 45 naturvårdsarter varav 20 rödlistade arter sina livsmiljöer och växtplatser.</w:t>
+        <w:t>I det samrådsanmälda skogsområdet har 46 naturvårdsarter varav 21 rödlistade arter sina livsmiljöer och växtplatser.</w:t>
       </w:r>
     </w:p>
     <w:p>
@@ -2618,7 +2629,7 @@
     <w:r>
       <w:tab/>
       <w:tab/>
-      <w:t>2026-08-14</w:t>
+      <w:t>2026-08-15</w:t>
       <w:br/>
       <w:br/>
     </w:r>

--- a/klagomål/S 152-2026 FSC-klagomål.docx
+++ b/klagomål/S 152-2026 FSC-klagomål.docx
@@ -2629,7 +2629,7 @@
     <w:r>
       <w:tab/>
       <w:tab/>
-      <w:t>2026-08-15</w:t>
+      <w:t>2026-08-16</w:t>
       <w:br/>
       <w:br/>
     </w:r>

--- a/klagomål/S 152-2026 FSC-klagomål.docx
+++ b/klagomål/S 152-2026 FSC-klagomål.docx
@@ -2629,7 +2629,7 @@
     <w:r>
       <w:tab/>
       <w:tab/>
-      <w:t>2026-08-16</w:t>
+      <w:t>2026-08-17</w:t>
       <w:br/>
       <w:br/>
     </w:r>

--- a/klagomål/S 152-2026 FSC-klagomål.docx
+++ b/klagomål/S 152-2026 FSC-klagomål.docx
@@ -2629,7 +2629,7 @@
     <w:r>
       <w:tab/>
       <w:tab/>
-      <w:t>2026-08-17</w:t>
+      <w:t>2026-08-18</w:t>
       <w:br/>
       <w:br/>
     </w:r>

--- a/klagomål/S 152-2026 FSC-klagomål.docx
+++ b/klagomål/S 152-2026 FSC-klagomål.docx
@@ -2629,7 +2629,7 @@
     <w:r>
       <w:tab/>
       <w:tab/>
-      <w:t>2026-08-18</w:t>
+      <w:t>2026-08-19</w:t>
       <w:br/>
       <w:br/>
     </w:r>

--- a/klagomål/S 152-2026 FSC-klagomål.docx
+++ b/klagomål/S 152-2026 FSC-klagomål.docx
@@ -2629,7 +2629,7 @@
     <w:r>
       <w:tab/>
       <w:tab/>
-      <w:t>2026-08-19</w:t>
+      <w:t>2026-08-20</w:t>
       <w:br/>
       <w:br/>
     </w:r>

--- a/klagomål/S 152-2026 FSC-klagomål.docx
+++ b/klagomål/S 152-2026 FSC-klagomål.docx
@@ -2629,7 +2629,7 @@
     <w:r>
       <w:tab/>
       <w:tab/>
-      <w:t>2026-08-20</w:t>
+      <w:t>2026-08-21</w:t>
       <w:br/>
       <w:br/>
     </w:r>

--- a/klagomål/S 152-2026 FSC-klagomål.docx
+++ b/klagomål/S 152-2026 FSC-klagomål.docx
@@ -2629,7 +2629,7 @@
     <w:r>
       <w:tab/>
       <w:tab/>
-      <w:t>2026-08-21</w:t>
+      <w:t>2026-08-22</w:t>
       <w:br/>
       <w:br/>
     </w:r>

--- a/klagomål/S 152-2026 FSC-klagomål.docx
+++ b/klagomål/S 152-2026 FSC-klagomål.docx
@@ -2629,7 +2629,7 @@
     <w:r>
       <w:tab/>
       <w:tab/>
-      <w:t>2026-08-22</w:t>
+      <w:t>2026-08-23</w:t>
       <w:br/>
       <w:br/>
     </w:r>

--- a/klagomål/S 152-2026 FSC-klagomål.docx
+++ b/klagomål/S 152-2026 FSC-klagomål.docx
@@ -2629,7 +2629,7 @@
     <w:r>
       <w:tab/>
       <w:tab/>
-      <w:t>2026-08-23</w:t>
+      <w:t>2026-08-24</w:t>
       <w:br/>
       <w:br/>
     </w:r>

--- a/klagomål/S 152-2026 FSC-klagomål.docx
+++ b/klagomål/S 152-2026 FSC-klagomål.docx
@@ -2629,7 +2629,7 @@
     <w:r>
       <w:tab/>
       <w:tab/>
-      <w:t>2026-08-24</w:t>
+      <w:t>2026-08-25</w:t>
       <w:br/>
       <w:br/>
     </w:r>

--- a/klagomål/S 152-2026 FSC-klagomål.docx
+++ b/klagomål/S 152-2026 FSC-klagomål.docx
@@ -2629,7 +2629,7 @@
     <w:r>
       <w:tab/>
       <w:tab/>
-      <w:t>2026-08-25</w:t>
+      <w:t>2026-08-26</w:t>
       <w:br/>
       <w:br/>
     </w:r>

--- a/klagomål/S 152-2026 FSC-klagomål.docx
+++ b/klagomål/S 152-2026 FSC-klagomål.docx
@@ -2629,7 +2629,7 @@
     <w:r>
       <w:tab/>
       <w:tab/>
-      <w:t>2026-08-26</w:t>
+      <w:t>2026-08-27</w:t>
       <w:br/>
       <w:br/>
     </w:r>

--- a/klagomål/S 152-2026 FSC-klagomål.docx
+++ b/klagomål/S 152-2026 FSC-klagomål.docx
@@ -2629,7 +2629,7 @@
     <w:r>
       <w:tab/>
       <w:tab/>
-      <w:t>2026-08-27</w:t>
+      <w:t>2026-08-28</w:t>
       <w:br/>
       <w:br/>
     </w:r>

--- a/klagomål/S 152-2026 FSC-klagomål.docx
+++ b/klagomål/S 152-2026 FSC-klagomål.docx
@@ -2629,7 +2629,7 @@
     <w:r>
       <w:tab/>
       <w:tab/>
-      <w:t>2026-08-28</w:t>
+      <w:t>2026-08-29</w:t>
       <w:br/>
       <w:br/>
     </w:r>

--- a/klagomål/S 152-2026 FSC-klagomål.docx
+++ b/klagomål/S 152-2026 FSC-klagomål.docx
@@ -178,7 +178,7 @@
       <w:r>
         <w:drawing>
           <wp:inline xmlns:a="http://schemas.openxmlformats.org/drawingml/2006/main" xmlns:pic="http://schemas.openxmlformats.org/drawingml/2006/picture">
-            <wp:extent cx="5486400" cy="5022601"/>
+            <wp:extent cx="5486400" cy="5141379"/>
             <wp:docPr id="1" name="Picture 1"/>
             <wp:cNvGraphicFramePr>
               <a:graphicFrameLocks noChangeAspect="1"/>
@@ -199,7 +199,7 @@
                   <pic:spPr>
                     <a:xfrm>
                       <a:off x="0" y="0"/>
-                      <a:ext cx="5486400" cy="5022601"/>
+                      <a:ext cx="5486400" cy="5141379"/>
                     </a:xfrm>
                     <a:prstGeom prst="rect"/>
                   </pic:spPr>
@@ -221,7 +221,7 @@
     </w:p>
     <w:p>
       <w:r>
-        <w:t>I och inom 25 meter från samrådsanmälan finns fynd av 46 naturvårdsarter, varav 21 är rödlistade, 14 är fridlysta, 29 är typiska (T) och 16 är signalarter (S): garnlav (VU, T), goliatmusseron (VU, T), gränsticka (VU, T), jättemusseron (VU), knärot (VU, T, §8), lakritsmusseron (VU, T), rotfingersvamp (VU), apelsinticka (NT), blå taggsvamp (NT, T), dropptaggsvamp (NT, T), fyrflikig jordstjärna (NT, T), gelatinfingersvamp (NT), lunglav (NT, T), motaggsvamp (NT, T), orange taggsvamp (NT, T), svartvit taggsvamp (NT), tallticka (NT, T), talltita (NT, §4), ullticka (NT, T), vedtrappmossa (NT, T), vintertagging (NT), björksplintborre (S), blomkålssvamp (S), bronshjon (S, T), grovticka (S, T), grön sköldmossa (S, T, §8), grönpyrola (S, T), jättesvampmal (S), mindre märgborre (S, T), nästlav (S, T), plattlummer (S, T, §9), spindelblomster (S, T, §8), stubbspretmossa (S, T), thomsons trägnagare (S), trådticka (S, T), vedticka (S, T), västlig hakmossa (S), mattlummer (T, §9), nattskärra (T, §4), spillkråka (T, §4), tjäder (T, §4), kopparödla (§6), mindre vattensalamander (§6), vanlig snok (§6), fläcknycklar (§8) och revlummer (§9). Se Figur 1.</w:t>
+        <w:t>I och inom 25 meter från samrådsanmälan finns fynd av 48 naturvårdsarter, varav 21 är rödlistade, 15 är fridlysta, 30 är typiska (T) och 17 är signalarter (S): garnlav (VU, T), goliatmusseron (VU, T), gränsticka (VU, T), jättemusseron (VU), knärot (VU, T, §8), lakritsmusseron (VU, T), rotfingersvamp (VU), apelsinticka (NT), blå taggsvamp (NT, T), dropptaggsvamp (NT, T), fyrflikig jordstjärna (NT, T), gelatinfingersvamp (NT), lunglav (NT, T), motaggsvamp (NT, T), orange taggsvamp (NT, T), svartvit taggsvamp (NT), tallticka (NT, T), talltita (NT, §4), ullticka (NT, T), vedtrappmossa (NT, T), vintertagging (NT), björksplintborre (S), blomkålssvamp (S), bronshjon (S, T), fällmossa (S, T), grovticka (S, T), grön sköldmossa (S, T, §8), grönpyrola (S, T), jättesvampmal (S), mindre märgborre (S, T), nästlav (S, T), plattlummer (S, T, §9), spindelblomster (S, T, §8), stubbspretmossa (S, T), thomsons trägnagare (S), trådticka (S, T), vedticka (S, T), västlig hakmossa (S), mattlummer (T, §9), nattskärra (T, §4), spillkråka (T, §4), tjäder (T, §4), kopparödla (§6), mindre vattensalamander (§6), vanlig padda (§6), vanlig snok (§6), fläcknycklar (§8) och revlummer (§9). Se Figur 1.</w:t>
       </w:r>
     </w:p>
     <w:p>
@@ -821,6 +821,35 @@
         <w:rPr>
           <w:b/>
         </w:rPr>
+        <w:t>Fällmossa</w:t>
+      </w:r>
+      <w:r>
+        <w:t xml:space="preserve"> indikerar i stort sett alltid områden med höga naturvärden, skog med lång kontinuitet, gamla träd, hög luftfuktighet och stabila förhållanden. Sporkapslar finnar man enbart på extra skyddsvärda lokaler. Fällmossa är typisk art för </w:t>
+      </w:r>
+      <w:r>
+        <w:rPr>
+          <w:i/>
+        </w:rPr>
+        <w:t xml:space="preserve">9020 Nordlig ädellövskog, 9110 Näringsfattig bokskog, 9130 Näringsrik bokskog, 9160 Näringsrik ekskog, 9180 Ädellövskog i branter </w:t>
+      </w:r>
+      <w:r>
+        <w:t>och</w:t>
+      </w:r>
+      <w:r>
+        <w:rPr>
+          <w:i/>
+        </w:rPr>
+        <w:t xml:space="preserve"> 9190 Näringsfattig ekskog</w:t>
+      </w:r>
+      <w:r>
+        <w:t xml:space="preserve"> (SLU Artdatabanken, 2024; Nitare &amp; Skogsstyrelsen, 2019).</w:t>
+      </w:r>
+    </w:p>
+    <w:p>
+      <w:r>
+        <w:rPr>
+          <w:b/>
+        </w:rPr>
         <w:t>Grovticka</w:t>
       </w:r>
       <w:r>
@@ -1293,7 +1322,7 @@
         <w:rPr>
           <w:i/>
         </w:rPr>
-        <w:t>I det samrådsanmälda skogsområdet har 37 rödlistade arter och signalarter påträffats. Detta ska jämföras med Skogsstyrelsens uppföljning 2017 av nyckelbiotoper som visade att man i genomsnitt hittar 20,6 olika rödlistade arter och signalarter i en nyckelbiotop (Wijk, S. 2017. Biologisk mångfald i nyckelbiotoper – Resultat från inventeringen “Uppföljning biologisk mångfald” 2009–2015. Rapport 4/2017 Skogsstyrelsen, Jönköping).</w:t>
+        <w:t>I det samrådsanmälda skogsområdet har 38 rödlistade arter och signalarter påträffats. Detta ska jämföras med Skogsstyrelsens uppföljning 2017 av nyckelbiotoper som visade att man i genomsnitt hittar 20,6 olika rödlistade arter och signalarter i en nyckelbiotop (Wijk, S. 2017. Biologisk mångfald i nyckelbiotoper – Resultat från inventeringen “Uppföljning biologisk mångfald” 2009–2015. Rapport 4/2017 Skogsstyrelsen, Jönköping).</w:t>
       </w:r>
     </w:p>
     <w:p>
@@ -1322,7 +1351,7 @@
         <w:rPr>
           <w:i/>
         </w:rPr>
-        <w:t>I det samrådsanmälda skogsområdet har 46 naturvårdsarter varav 21 rödlistade arter sina livsmiljöer och växtplatser.</w:t>
+        <w:t>I det samrådsanmälda skogsområdet har 48 naturvårdsarter varav 21 rödlistade arter sina livsmiljöer och växtplatser.</w:t>
       </w:r>
     </w:p>
     <w:p>
@@ -2629,7 +2658,7 @@
     <w:r>
       <w:tab/>
       <w:tab/>
-      <w:t>2026-08-29</w:t>
+      <w:t>2026-08-31</w:t>
       <w:br/>
       <w:br/>
     </w:r>

--- a/klagomål/S 152-2026 FSC-klagomål.docx
+++ b/klagomål/S 152-2026 FSC-klagomål.docx
@@ -221,7 +221,7 @@
     </w:p>
     <w:p>
       <w:r>
-        <w:t>I och inom 25 meter från samrådsanmälan finns fynd av 48 naturvårdsarter, varav 21 är rödlistade, 15 är fridlysta, 30 är typiska (T) och 17 är signalarter (S): garnlav (VU, T), goliatmusseron (VU, T), gränsticka (VU, T), jättemusseron (VU), knärot (VU, T, §8), lakritsmusseron (VU, T), rotfingersvamp (VU), apelsinticka (NT), blå taggsvamp (NT, T), dropptaggsvamp (NT, T), fyrflikig jordstjärna (NT, T), gelatinfingersvamp (NT), lunglav (NT, T), motaggsvamp (NT, T), orange taggsvamp (NT, T), svartvit taggsvamp (NT), tallticka (NT, T), talltita (NT, §4), ullticka (NT, T), vedtrappmossa (NT, T), vintertagging (NT), björksplintborre (S), blomkålssvamp (S), bronshjon (S, T), fällmossa (S, T), grovticka (S, T), grön sköldmossa (S, T, §8), grönpyrola (S, T), jättesvampmal (S), mindre märgborre (S, T), nästlav (S, T), plattlummer (S, T, §9), spindelblomster (S, T, §8), stubbspretmossa (S, T), thomsons trägnagare (S), trådticka (S, T), vedticka (S, T), västlig hakmossa (S), mattlummer (T, §9), nattskärra (T, §4), spillkråka (T, §4), tjäder (T, §4), kopparödla (§6), mindre vattensalamander (§6), vanlig padda (§6), vanlig snok (§6), fläcknycklar (§8) och revlummer (§9). Se Figur 1.</w:t>
+        <w:t>I och inom 25 meter från samrådsanmälan finns fynd av 50 naturvårdsarter, varav 22 är rödlistade, 15 är fridlysta, 32 är typiska (T) och 18 är signalarter (S): garnlav (VU, T), goliatmusseron (VU, T), gränsticka (VU, T), jättemusseron (VU), knärot (VU, T, §8), lakritsmusseron (VU, T), rotfingersvamp (VU), apelsinticka (NT), blå taggsvamp (NT, T), dropptaggsvamp (NT, T), fyrflikig jordstjärna (NT, T), gelatinfingersvamp (NT), lunglav (NT, T), motaggsvamp (NT, T), orange taggsvamp (NT, T), svartvit taggsvamp (NT), tallticka (NT, T), talltita (NT, §4), ullticka (NT, T), vedskivlav (NT, T), vedtrappmossa (NT, T), vintertagging (NT), björksplintborre (S), blomkålssvamp (S), blåmossa (S, T), bronshjon (S, T), fällmossa (S, T), grovticka (S, T), grön sköldmossa (S, T, §8), grönpyrola (S, T), jättesvampmal (S), mindre märgborre (S, T), nästlav (S, T), plattlummer (S, T, §9), spindelblomster (S, T, §8), stubbspretmossa (S, T), thomsons trägnagare (S), trådticka (S, T), vedticka (S, T), västlig hakmossa (S), mattlummer (T, §9), nattskärra (T, §4), spillkråka (T, §4), tjäder (T, §4), kopparödla (§6), mindre vattensalamander (§6), vanlig padda (§6), vanlig snok (§6), fläcknycklar (§8) och revlummer (§9). Se Figur 1.</w:t>
       </w:r>
     </w:p>
     <w:p>
@@ -748,6 +748,26 @@
         <w:rPr>
           <w:b/>
         </w:rPr>
+        <w:t>Vedskivlav (NT)</w:t>
+      </w:r>
+      <w:r>
+        <w:t xml:space="preserve"> växer på gammal, torr, exponerad, hård kärnved av framförallt tall i naturskogsartade bestånd. Avverkning av tallskog av naturskogskaraktär med spår av återkommande bränder är ett hot. Mängden lämplig ved att växa på för vedskivlav minskar, dels på grund av naturlig nedbrytning men framförallt på grund av att de förstörs i samband med slutavverkningar, gallringar och markberedning. Tall- och blandbarrskogar av naturskogskaraktär med spår av återkommande bränder bör skyddas. Vedskivlav är typisk art för </w:t>
+      </w:r>
+      <w:r>
+        <w:rPr>
+          <w:i/>
+        </w:rPr>
+        <w:t>9010 Taiga</w:t>
+      </w:r>
+      <w:r>
+        <w:t xml:space="preserve"> (SLU Artdatabanken, 2024).</w:t>
+      </w:r>
+    </w:p>
+    <w:p>
+      <w:r>
+        <w:rPr>
+          <w:b/>
+        </w:rPr>
         <w:t xml:space="preserve">Vedtrappmossa (NT) </w:t>
       </w:r>
       <w:r>
@@ -794,6 +814,35 @@
       </w:r>
       <w:r>
         <w:t>är en parasit och vednedbrytare som växer på rötter och basala stamdelar av tall, enstaka gånger även på lärk och gran. Träden är oftast mycket gamla, gärna 150–200 år eller äldre. När blomkålssvamp påträffas i skogslandskapet signalerar den vanligtvis skyddsvärda tallbestånd med höga naturvärden. Den är då främst knuten till gamla skogar, oftast tallnaturskogar och olika restbiotoper där det förekommer biologiskt gamla träd. Samtliga tallar med blomkålssvamp bör klassas som naturvårdsträd och lämnas som framtida ”evighetsträd” (Nitare &amp; Skogsstyrelsen, 2019).</w:t>
+      </w:r>
+    </w:p>
+    <w:p>
+      <w:r>
+        <w:rPr>
+          <w:b/>
+        </w:rPr>
+        <w:t xml:space="preserve">Blåmossa </w:t>
+      </w:r>
+      <w:r>
+        <w:t xml:space="preserve">har karaktäristiska kuddar som är lätta att se på långt håll. Mycket stora kuddar, större än 0,5 meter i höjd, indikerar höga naturvärden där skogen har en lång period av orördhet oh stabila miljöförhållanden. Mossan växer under gynnsamma omständigheter cirka 1 centimeter per år och stora kuddar kan därför indirekt visa att lokalen varit lämplig under en lång tid. Blåmossa är typisk art för </w:t>
+      </w:r>
+      <w:r>
+        <w:rPr>
+          <w:i/>
+        </w:rPr>
+        <w:t>9010 Taiga, 9080 Lövsumpskog</w:t>
+      </w:r>
+      <w:r>
+        <w:t xml:space="preserve"> och </w:t>
+      </w:r>
+      <w:r>
+        <w:rPr>
+          <w:i/>
+        </w:rPr>
+        <w:t>9750 Svämlövskog</w:t>
+      </w:r>
+      <w:r>
+        <w:t xml:space="preserve"> (SLU Artdatabanken, 2025; Nitare &amp; Skogsstyrelsen, 2019).</w:t>
       </w:r>
     </w:p>
     <w:p>
@@ -1322,7 +1371,7 @@
         <w:rPr>
           <w:i/>
         </w:rPr>
-        <w:t>I det samrådsanmälda skogsområdet har 38 rödlistade arter och signalarter påträffats. Detta ska jämföras med Skogsstyrelsens uppföljning 2017 av nyckelbiotoper som visade att man i genomsnitt hittar 20,6 olika rödlistade arter och signalarter i en nyckelbiotop (Wijk, S. 2017. Biologisk mångfald i nyckelbiotoper – Resultat från inventeringen “Uppföljning biologisk mångfald” 2009–2015. Rapport 4/2017 Skogsstyrelsen, Jönköping).</w:t>
+        <w:t>I det samrådsanmälda skogsområdet har 40 rödlistade arter och signalarter påträffats. Detta ska jämföras med Skogsstyrelsens uppföljning 2017 av nyckelbiotoper som visade att man i genomsnitt hittar 20,6 olika rödlistade arter och signalarter i en nyckelbiotop (Wijk, S. 2017. Biologisk mångfald i nyckelbiotoper – Resultat från inventeringen “Uppföljning biologisk mångfald” 2009–2015. Rapport 4/2017 Skogsstyrelsen, Jönköping).</w:t>
       </w:r>
     </w:p>
     <w:p>
@@ -1351,7 +1400,7 @@
         <w:rPr>
           <w:i/>
         </w:rPr>
-        <w:t>I det samrådsanmälda skogsområdet har 48 naturvårdsarter varav 21 rödlistade arter sina livsmiljöer och växtplatser.</w:t>
+        <w:t>I det samrådsanmälda skogsområdet har 50 naturvårdsarter varav 22 rödlistade arter sina livsmiljöer och växtplatser.</w:t>
       </w:r>
     </w:p>
     <w:p>
@@ -2658,7 +2707,7 @@
     <w:r>
       <w:tab/>
       <w:tab/>
-      <w:t>2026-08-31</w:t>
+      <w:t>2026-09-01</w:t>
       <w:br/>
       <w:br/>
     </w:r>

--- a/klagomål/S 152-2026 FSC-klagomål.docx
+++ b/klagomål/S 152-2026 FSC-klagomål.docx
@@ -2707,7 +2707,7 @@
     <w:r>
       <w:tab/>
       <w:tab/>
-      <w:t>2026-09-01</w:t>
+      <w:t>2026-09-02</w:t>
       <w:br/>
       <w:br/>
     </w:r>

--- a/klagomål/S 152-2026 FSC-klagomål.docx
+++ b/klagomål/S 152-2026 FSC-klagomål.docx
@@ -2707,7 +2707,7 @@
     <w:r>
       <w:tab/>
       <w:tab/>
-      <w:t>2026-09-02</w:t>
+      <w:t>2026-09-03</w:t>
       <w:br/>
       <w:br/>
     </w:r>

--- a/klagomål/S 152-2026 FSC-klagomål.docx
+++ b/klagomål/S 152-2026 FSC-klagomål.docx
@@ -2707,7 +2707,7 @@
     <w:r>
       <w:tab/>
       <w:tab/>
-      <w:t>2026-09-03</w:t>
+      <w:t>2026-09-04</w:t>
       <w:br/>
       <w:br/>
     </w:r>

--- a/klagomål/S 152-2026 FSC-klagomål.docx
+++ b/klagomål/S 152-2026 FSC-klagomål.docx
@@ -178,7 +178,7 @@
       <w:r>
         <w:drawing>
           <wp:inline xmlns:a="http://schemas.openxmlformats.org/drawingml/2006/main" xmlns:pic="http://schemas.openxmlformats.org/drawingml/2006/picture">
-            <wp:extent cx="5486400" cy="5141379"/>
+            <wp:extent cx="5486400" cy="5258271"/>
             <wp:docPr id="1" name="Picture 1"/>
             <wp:cNvGraphicFramePr>
               <a:graphicFrameLocks noChangeAspect="1"/>
@@ -199,7 +199,7 @@
                   <pic:spPr>
                     <a:xfrm>
                       <a:off x="0" y="0"/>
-                      <a:ext cx="5486400" cy="5141379"/>
+                      <a:ext cx="5486400" cy="5258271"/>
                     </a:xfrm>
                     <a:prstGeom prst="rect"/>
                   </pic:spPr>
@@ -221,7 +221,7 @@
     </w:p>
     <w:p>
       <w:r>
-        <w:t>I och inom 25 meter från samrådsanmälan finns fynd av 50 naturvårdsarter, varav 22 är rödlistade, 15 är fridlysta, 32 är typiska (T) och 18 är signalarter (S): garnlav (VU, T), goliatmusseron (VU, T), gränsticka (VU, T), jättemusseron (VU), knärot (VU, T, §8), lakritsmusseron (VU, T), rotfingersvamp (VU), apelsinticka (NT), blå taggsvamp (NT, T), dropptaggsvamp (NT, T), fyrflikig jordstjärna (NT, T), gelatinfingersvamp (NT), lunglav (NT, T), motaggsvamp (NT, T), orange taggsvamp (NT, T), svartvit taggsvamp (NT), tallticka (NT, T), talltita (NT, §4), ullticka (NT, T), vedskivlav (NT, T), vedtrappmossa (NT, T), vintertagging (NT), björksplintborre (S), blomkålssvamp (S), blåmossa (S, T), bronshjon (S, T), fällmossa (S, T), grovticka (S, T), grön sköldmossa (S, T, §8), grönpyrola (S, T), jättesvampmal (S), mindre märgborre (S, T), nästlav (S, T), plattlummer (S, T, §9), spindelblomster (S, T, §8), stubbspretmossa (S, T), thomsons trägnagare (S), trådticka (S, T), vedticka (S, T), västlig hakmossa (S), mattlummer (T, §9), nattskärra (T, §4), spillkråka (T, §4), tjäder (T, §4), kopparödla (§6), mindre vattensalamander (§6), vanlig padda (§6), vanlig snok (§6), fläcknycklar (§8) och revlummer (§9). Se Figur 1.</w:t>
+        <w:t>I och inom 25 meter från samrådsanmälan finns fynd av 51 naturvårdsarter, varav 22 är rödlistade, 16 är fridlysta, 33 är typiska (T) och 18 är signalarter (S): garnlav (VU, T), goliatmusseron (VU, T), gränsticka (VU, T), jättemusseron (VU), knärot (VU, T, §8), lakritsmusseron (VU, T), rotfingersvamp (VU), apelsinticka (NT), blå taggsvamp (NT, T), dropptaggsvamp (NT, T), fyrflikig jordstjärna (NT, T), gelatinfingersvamp (NT), lunglav (NT, T), motaggsvamp (NT, T), orange taggsvamp (NT, T), svartvit taggsvamp (NT), tallticka (NT, T), talltita (NT, §4), ullticka (NT, T), vedskivlav (NT, T), vedtrappmossa (NT, T), vintertagging (NT), björksplintborre (S), blomkålssvamp (S), blåmossa (S, T), bronshjon (S, T), fällmossa (S, T), grovticka (S, T), grön sköldmossa (S, T, §8), grönpyrola (S, T), jättesvampmal (S), mindre märgborre (S, T), nästlav (S, T), plattlummer (S, T, §9), spindelblomster (S, T, §8), stubbspretmossa (S, T), thomsons trägnagare (S), trådticka (S, T), vedticka (S, T), västlig hakmossa (S), mattlummer (T, §9), nattskärra (T, §4), spillkråka (T, §4), tjäder (T, §4), tofsmes (T, §4), kopparödla (§6), mindre vattensalamander (§6), vanlig padda (§6), vanlig snok (§6), fläcknycklar (§8) och revlummer (§9). Se Figur 1.</w:t>
       </w:r>
     </w:p>
     <w:p>
@@ -1258,6 +1258,26 @@
       </w:r>
     </w:p>
     <w:p>
+      <w:r>
+        <w:rPr>
+          <w:b/>
+        </w:rPr>
+        <w:t>Tofsmes (§4)</w:t>
+      </w:r>
+      <w:r>
+        <w:t xml:space="preserve"> häckar i barr- och blandskog, främst i tallskog. Tofsmes är typisk art för </w:t>
+      </w:r>
+      <w:r>
+        <w:rPr>
+          <w:i/>
+        </w:rPr>
+        <w:t xml:space="preserve">9010 Taiga </w:t>
+      </w:r>
+      <w:r>
+        <w:t>(SLU Artdatabanken, 2025).</w:t>
+      </w:r>
+    </w:p>
+    <w:p>
       <w:pPr>
         <w:pStyle w:val="Heading1"/>
       </w:pPr>
@@ -1400,7 +1420,7 @@
         <w:rPr>
           <w:i/>
         </w:rPr>
-        <w:t>I det samrådsanmälda skogsområdet har 50 naturvårdsarter varav 22 rödlistade arter sina livsmiljöer och växtplatser.</w:t>
+        <w:t>I det samrådsanmälda skogsområdet har 51 naturvårdsarter varav 22 rödlistade arter sina livsmiljöer och växtplatser.</w:t>
       </w:r>
     </w:p>
     <w:p>
@@ -2707,7 +2727,7 @@
     <w:r>
       <w:tab/>
       <w:tab/>
-      <w:t>2026-09-04</w:t>
+      <w:t>2026-09-05</w:t>
       <w:br/>
       <w:br/>
     </w:r>
